--- a/Take note quá trình học thanh ghi/Buoi_12/Problem_A/docs/report_Buoi_12_Problem_A_EN.docx
+++ b/Take note quá trình học thanh ghi/Buoi_12/Problem_A/docs/report_Buoi_12_Problem_A_EN.docx
@@ -15,7 +15,7 @@
           <w:sz w:val="44"/>
           <w:szCs w:val="44"/>
         </w:rPr>
-        <w:t xml:space="preserve">Session 12 — Problem A: DMA mem-to-mem (HAL, rung 0_1)</w:t>
+        <w:t xml:space="preserve">Session 12 — Problem A: DMA Memory-to-Memory on STM32F103</w:t>
       </w:r>
     </w:p>
     <w:p>
@@ -31,7 +31,7 @@
           <w:sz w:val="24"/>
           <w:szCs w:val="24"/>
         </w:rPr>
-        <w:t xml:space="preserve">STM32F103C8T6 · bare-metal · IAR EWARM 8.3 · verified on board</w:t>
+        <w:t xml:space="preserve">Three API stages (HAL / CMSIS / raw DSL) — one register fingerprint, verified on board</w:t>
       </w:r>
     </w:p>
     <w:p>
@@ -456,7 +456,7 @@
         <w:t xml:space="preserve">Problem A spans three stages</w:t>
       </w:r>
       <w:r>
-        <w:t xml:space="preserve"> — the same problem re-implemented at three API layers:</w:t>
+        <w:t xml:space="preserve"> — the same problem re-implemented at three API layers, all covered by this report:</w:t>
       </w:r>
     </w:p>
     <w:tbl>
@@ -621,7 +621,7 @@
               <w:jc w:val="left"/>
             </w:pPr>
             <w:r>
-              <w:t xml:space="preserve">HAL (vendor library)</w:t>
+              <w:t xml:space="preserve">HAL (vendor functions + vendor names)</w:t>
             </w:r>
           </w:p>
         </w:tc>
@@ -650,7 +650,7 @@
                 <w:b/>
                 <w:bCs/>
               </w:rPr>
-              <w:t xml:space="preserve">PASS on board — this report</w:t>
+              <w:t xml:space="preserve">PASS on board</w:t>
             </w:r>
           </w:p>
         </w:tc>
@@ -705,7 +705,7 @@
               <w:jc w:val="left"/>
             </w:pPr>
             <w:r>
-              <w:t xml:space="preserve">CMSIS (register names)</w:t>
+              <w:t xml:space="preserve">CMSIS (vendor names only, zero vendor code)</w:t>
             </w:r>
           </w:p>
         </w:tc>
@@ -730,7 +730,11 @@
               <w:jc w:val="left"/>
             </w:pPr>
             <w:r>
-              <w:t xml:space="preserve">next</w:t>
+              <w:rPr>
+                <w:b/>
+                <w:bCs/>
+              </w:rPr>
+              <w:t xml:space="preserve">PASS on board</w:t>
             </w:r>
           </w:p>
         </w:tc>
@@ -796,7 +800,7 @@
               <w:t xml:space="preserve">STANDARD.md</w:t>
             </w:r>
             <w:r>
-              <w:t xml:space="preserve">)</w:t>
+              <w:t xml:space="preserve"> — nothing vendor)</w:t>
             </w:r>
           </w:p>
         </w:tc>
@@ -821,7 +825,11 @@
               <w:jc w:val="left"/>
             </w:pPr>
             <w:r>
-              <w:t xml:space="preserve">planned</w:t>
+              <w:rPr>
+                <w:b/>
+                <w:bCs/>
+              </w:rPr>
+              <w:t xml:space="preserve">PASS on board</w:t>
             </w:r>
           </w:p>
         </w:tc>
@@ -831,6 +839,25 @@
       <w:pPr>
         <w:spacing w:after="0"/>
       </w:pPr>
+    </w:p>
+    <w:p>
+      <w:pPr>
+        <w:spacing w:after="120" w:line="276" w:lineRule="auto"/>
+        <w:jc w:val="both"/>
+      </w:pPr>
+      <w:r>
+        <w:t xml:space="preserve">Stages 0_2 and 0_3 are </w:t>
+      </w:r>
+      <w:r>
+        <w:rPr>
+          <w:b/>
+          <w:bCs/>
+        </w:rPr>
+        <w:t xml:space="preserve">support stages</w:t>
+      </w:r>
+      <w:r>
+        <w:t xml:space="preserve"> of 0_1: their purpose is to expose which components of the vendor API stage 0_1 actually used, and to demonstrate the extraction technique — read the vendor source, keep only the register writes, re-verify on board.</w:t>
+      </w:r>
     </w:p>
     <w:p>
       <w:pPr>
@@ -1461,17 +1488,17 @@
         <w:jc w:val="both"/>
       </w:pPr>
       <w:r>
-        <w:t xml:space="preserve">This report covers the </w:t>
+        <w:t xml:space="preserve">This report covers the whole </w:t>
       </w:r>
       <w:r>
         <w:rPr>
           <w:b/>
           <w:bCs/>
         </w:rPr>
-        <w:t xml:space="preserve">(Problem A · rung 0_1 HAL)</w:t>
-      </w:r>
-      <w:r>
-        <w:t xml:space="preserve"> cell of the session map below; green cells are already verified on the board.</w:t>
+        <w:t xml:space="preserve">Problem A row</w:t>
+      </w:r>
+      <w:r>
+        <w:t xml:space="preserve"> of the session map below. The matrix is now complete — all six cells PASS on board; only the application layer remains.</w:t>
       </w:r>
     </w:p>
     <w:p>
@@ -1482,9 +1509,9 @@
       <w:r>
         <w:drawing>
           <wp:inline distT="0" distB="0" distL="0" distR="0">
-            <wp:extent cx="5724525" cy="2600325"/>
+            <wp:extent cx="5724525" cy="2324100"/>
             <wp:effectExtent t="0" r="0" b="0" l="0"/>
-            <wp:docPr id="1" name="fig3" descr="The Session 12 map: two problems × three API rungs; green cells = PASS on board; this report covers the (Problem A · HAL) cell" title="Figure 3"/>
+            <wp:docPr id="1" name="fig3" descr="The Session 12 map, final state: two problems × three API rungs, 6/6 cells PASS on board with the same register fingerprint per problem; the dashed application layer is the only piece left" title="Figure 3"/>
             <wp:cNvGraphicFramePr>
               <a:graphicFrameLocks xmlns:a="http://schemas.openxmlformats.org/drawingml/2006/main" noChangeAspect="1"/>
             </wp:cNvGraphicFramePr>
@@ -1507,7 +1534,7 @@
                   <pic:spPr bwMode="auto">
                     <a:xfrm>
                       <a:off x="0" y="0"/>
-                      <a:ext cx="5724525" cy="2600325"/>
+                      <a:ext cx="5724525" cy="2324100"/>
                     </a:xfrm>
                     <a:prstGeom prst="rect">
                       <a:avLst/>
@@ -1549,7 +1576,7 @@
           <w:sz w:val="18"/>
           <w:szCs w:val="18"/>
         </w:rPr>
-        <w:t xml:space="preserve">. The Session 12 map: two problems × three API rungs; green cells = PASS on board; this report covers the (Problem A · HAL) cell</w:t>
+        <w:t xml:space="preserve">. The Session 12 map, final state: two problems × three API rungs, 6/6 cells PASS on board with the same register fingerprint per problem; the dashed application layer is the only piece left</w:t>
       </w:r>
     </w:p>
     <w:p>
@@ -1645,18 +1672,7 @@
         <w:t xml:space="preserve">USE_HAL_DRIVER</w:t>
       </w:r>
       <w:r>
-        <w:t xml:space="preserve">): the compile list is just </w:t>
-      </w:r>
-      <w:r>
-        <w:rPr>
-          <w:rFonts w:ascii="Consolas" w:cs="Consolas" w:eastAsia="Consolas" w:hAnsi="Consolas"/>
-          <w:sz w:val="20"/>
-          <w:szCs w:val="20"/>
-        </w:rPr>
-        <w:t xml:space="preserve">main_buoi12_dma.c</w:t>
-      </w:r>
-      <w:r>
-        <w:t xml:space="preserve"> + </w:t>
+        <w:t xml:space="preserve">): the compile list is just the stage's main file + </w:t>
       </w:r>
       <w:r>
         <w:rPr>
@@ -1903,7 +1919,7 @@
         <w:pStyle w:val="Heading2"/>
       </w:pPr>
       <w:r>
-        <w:t xml:space="preserve">4.3 Implementation (evidence in code)</w:t>
+        <w:t xml:space="preserve">4.3 Stage 0_1 — HAL implementation (evidence in code)</w:t>
       </w:r>
     </w:p>
     <w:p>
@@ -1912,40 +1928,94 @@
         <w:jc w:val="both"/>
       </w:pPr>
       <w:r>
-        <w:t xml:space="preserve">A single </w:t>
-      </w:r>
-      <w:r>
-        <w:rPr>
-          <w:rFonts w:ascii="Consolas" w:cs="Consolas" w:eastAsia="Consolas" w:hAnsi="Consolas"/>
-          <w:sz w:val="20"/>
-          <w:szCs w:val="20"/>
-        </w:rPr>
-        <w:t xml:space="preserve">main.c</w:t>
-      </w:r>
-      <w:r>
-        <w:t xml:space="preserve"> serves all stages; the rung is selected with </w:t>
-      </w:r>
-      <w:r>
-        <w:rPr>
-          <w:rFonts w:ascii="Consolas" w:cs="Consolas" w:eastAsia="Consolas" w:hAnsi="Consolas"/>
-          <w:sz w:val="20"/>
-          <w:szCs w:val="20"/>
-        </w:rPr>
-        <w:t xml:space="preserve">#ifdef STAGE_0_x</w:t>
-      </w:r>
-      <w:r>
-        <w:t xml:space="preserve"> labels (the label is a *macro name*, not a number — it must be tested with </w:t>
-      </w:r>
-      <w:r>
-        <w:rPr>
-          <w:rFonts w:ascii="Consolas" w:cs="Consolas" w:eastAsia="Consolas" w:hAnsi="Consolas"/>
-          <w:sz w:val="20"/>
-          <w:szCs w:val="20"/>
-        </w:rPr>
-        <w:t xml:space="preserve">#ifdef</w:t>
-      </w:r>
-      <w:r>
-        <w:t xml:space="preserve">, never</w:t>
+        <w:t xml:space="preserve">Each (problem × stage) cell is one self-contained file living beside the hand library's own </w:t>
+      </w:r>
+      <w:r>
+        <w:rPr>
+          <w:rFonts w:ascii="Consolas" w:cs="Consolas" w:eastAsia="Consolas" w:hAnsi="Consolas"/>
+          <w:sz w:val="20"/>
+          <w:szCs w:val="20"/>
+        </w:rPr>
+        <w:t xml:space="preserve">source/main.c</w:t>
+      </w:r>
+      <w:r>
+        <w:t xml:space="preserve"> — </w:t>
+      </w:r>
+      <w:r>
+        <w:rPr>
+          <w:rFonts w:ascii="Consolas" w:cs="Consolas" w:eastAsia="Consolas" w:hAnsi="Consolas"/>
+          <w:sz w:val="20"/>
+          <w:szCs w:val="20"/>
+        </w:rPr>
+        <w:t xml:space="preserve">main_b12_A_S01.c</w:t>
+      </w:r>
+      <w:r>
+        <w:t xml:space="preserve"> / </w:t>
+      </w:r>
+      <w:r>
+        <w:rPr>
+          <w:rFonts w:ascii="Consolas" w:cs="Consolas" w:eastAsia="Consolas" w:hAnsi="Consolas"/>
+          <w:sz w:val="20"/>
+          <w:szCs w:val="20"/>
+        </w:rPr>
+        <w:t xml:space="preserve">_S02.c</w:t>
+      </w:r>
+      <w:r>
+        <w:t xml:space="preserve"> / </w:t>
+      </w:r>
+      <w:r>
+        <w:rPr>
+          <w:rFonts w:ascii="Consolas" w:cs="Consolas" w:eastAsia="Consolas" w:hAnsi="Consolas"/>
+          <w:sz w:val="20"/>
+          <w:szCs w:val="20"/>
+        </w:rPr>
+        <w:t xml:space="preserve">_S03.c</w:t>
+      </w:r>
+      <w:r>
+        <w:t xml:space="preserve"> (and the </w:t>
+      </w:r>
+      <w:r>
+        <w:rPr>
+          <w:rFonts w:ascii="Consolas" w:cs="Consolas" w:eastAsia="Consolas" w:hAnsi="Consolas"/>
+          <w:sz w:val="20"/>
+          <w:szCs w:val="20"/>
+        </w:rPr>
+        <w:t xml:space="preserve">main_b12_B_*</w:t>
+      </w:r>
+      <w:r>
+        <w:t xml:space="preserve"> trio for Problem B). The mains are *our* application code; vendor material never enters the hand tree — stages that need HAL/CMSIS *call into* the warehouse (</w:t>
+      </w:r>
+      <w:r>
+        <w:rPr>
+          <w:rFonts w:ascii="Consolas" w:cs="Consolas" w:eastAsia="Consolas" w:hAnsi="Consolas"/>
+          <w:sz w:val="20"/>
+          <w:szCs w:val="20"/>
+        </w:rPr>
+        <w:t xml:space="preserve">Manufacturer_Package/</w:t>
+      </w:r>
+      <w:r>
+        <w:t xml:space="preserve">) through the project's include paths. The cell to run is selected by keeping exactly </w:t>
+      </w:r>
+      <w:r>
+        <w:rPr>
+          <w:b/>
+          <w:bCs/>
+        </w:rPr>
+        <w:t xml:space="preserve">one</w:t>
+      </w:r>
+      <w:r>
+        <w:t xml:space="preserve"> </w:t>
+      </w:r>
+      <w:r>
+        <w:rPr>
+          <w:rFonts w:ascii="Consolas" w:cs="Consolas" w:eastAsia="Consolas" w:hAnsi="Consolas"/>
+          <w:sz w:val="20"/>
+          <w:szCs w:val="20"/>
+        </w:rPr>
+        <w:t xml:space="preserve">main_b12_*.c</w:t>
+      </w:r>
+      <w:r>
+        <w:t xml:space="preserve"> included in the build (IAR: include/exclude from build).</w:t>
       </w:r>
     </w:p>
     <w:p>
@@ -1954,6 +2024,31 @@
         <w:jc w:val="both"/>
       </w:pPr>
       <w:r>
+        <w:t xml:space="preserve">*Historical note:* the cells first shared one </w:t>
+      </w:r>
+      <w:r>
+        <w:rPr>
+          <w:rFonts w:ascii="Consolas" w:cs="Consolas" w:eastAsia="Consolas" w:hAnsi="Consolas"/>
+          <w:sz w:val="20"/>
+          <w:szCs w:val="20"/>
+        </w:rPr>
+        <w:t xml:space="preserve">#ifdef</w:t>
+      </w:r>
+      <w:r>
+        <w:t xml:space="preserve">-switched file — the "labels are macro names, test with </w:t>
+      </w:r>
+      <w:r>
+        <w:rPr>
+          <w:rFonts w:ascii="Consolas" w:cs="Consolas" w:eastAsia="Consolas" w:hAnsi="Consolas"/>
+          <w:sz w:val="20"/>
+          <w:szCs w:val="20"/>
+        </w:rPr>
+        <w:t xml:space="preserve">#ifdef</w:t>
+      </w:r>
+      <w:r>
+        <w:t xml:space="preserve">, never </w:t>
+      </w:r>
+      <w:r>
         <w:rPr>
           <w:rFonts w:ascii="Consolas" w:cs="Consolas" w:eastAsia="Consolas" w:hAnsi="Consolas"/>
           <w:sz w:val="20"/>
@@ -1962,7 +2057,7 @@
         <w:t xml:space="preserve">#if ==</w:t>
       </w:r>
       <w:r>
-        <w:t xml:space="preserve">). The complete Stage 0_1 core:</w:t>
+        <w:t xml:space="preserve">" lesson in 4.7 dates from that layout. The complete Stage 0_1 core:</w:t>
       </w:r>
     </w:p>
     <w:p>
@@ -2196,7 +2291,7 @@
         <w:jc w:val="both"/>
       </w:pPr>
       <w:r>
-        <w:t xml:space="preserve">Two HAL calls and one clock macro — that is the entire vendor surface of rung 0_1. Everything after </w:t>
+        <w:t xml:space="preserve">Two HAL calls and one clock macro — that is the entire vendor surface of stage 0_1. Everything after </w:t>
       </w:r>
       <w:r>
         <w:rPr>
@@ -2215,7 +2310,858 @@
         <w:pStyle w:val="Heading2"/>
       </w:pPr>
       <w:r>
-        <w:t xml:space="preserve">4.4 Verification method</w:t>
+        <w:t xml:space="preserve">4.4 Stage 0_2 — CMSIS: extracting the API</w:t>
+      </w:r>
+    </w:p>
+    <w:p>
+      <w:pPr>
+        <w:spacing w:after="120" w:line="276" w:lineRule="auto"/>
+        <w:jc w:val="both"/>
+      </w:pPr>
+      <w:r>
+        <w:t xml:space="preserve">The extraction technique: </w:t>
+      </w:r>
+      <w:r>
+        <w:rPr>
+          <w:b/>
+          <w:bCs/>
+        </w:rPr>
+        <w:t xml:space="preserve">read the vendor source, keep only what it writes.</w:t>
+      </w:r>
+      <w:r>
+        <w:t xml:space="preserve"> Tracing</w:t>
+      </w:r>
+    </w:p>
+    <w:p>
+      <w:pPr>
+        <w:spacing w:after="120" w:line="276" w:lineRule="auto"/>
+        <w:jc w:val="both"/>
+      </w:pPr>
+      <w:r>
+        <w:rPr>
+          <w:rFonts w:ascii="Consolas" w:cs="Consolas" w:eastAsia="Consolas" w:hAnsi="Consolas"/>
+          <w:sz w:val="20"/>
+          <w:szCs w:val="20"/>
+        </w:rPr>
+        <w:t xml:space="preserve">stm32f1xx_hal_dma.c</w:t>
+      </w:r>
+      <w:r>
+        <w:t xml:space="preserve"> line by line shows the two HAL calls of 4.3 collapse to ~7 register writes hiding under ~600 lines of vendor code. Stage 0_2 performs those writes directly; the only vendor material left is *names* — </w:t>
+      </w:r>
+      <w:r>
+        <w:rPr>
+          <w:rFonts w:ascii="Consolas" w:cs="Consolas" w:eastAsia="Consolas" w:hAnsi="Consolas"/>
+          <w:sz w:val="20"/>
+          <w:szCs w:val="20"/>
+        </w:rPr>
+        <w:t xml:space="preserve">stm32f103xb.h</w:t>
+      </w:r>
+      <w:r>
+        <w:t xml:space="preserve"> is pure vocabulary (</w:t>
+      </w:r>
+      <w:r>
+        <w:rPr>
+          <w:rFonts w:ascii="Consolas" w:cs="Consolas" w:eastAsia="Consolas" w:hAnsi="Consolas"/>
+          <w:sz w:val="20"/>
+          <w:szCs w:val="20"/>
+        </w:rPr>
+        <w:t xml:space="preserve">#define</w:t>
+      </w:r>
+      <w:r>
+        <w:t xml:space="preserve">s, structs, bit masks), zero behavior. Every line is annotated with the HAL call it replaces:</w:t>
+      </w:r>
+    </w:p>
+    <w:p>
+      <w:pPr>
+        <w:shd w:fill="F2F2F2" w:val="clear"/>
+        <w:spacing w:after="0" w:before="120" w:line="240" w:lineRule="auto"/>
+        <w:ind w:left="120" w:right="120"/>
+      </w:pPr>
+      <w:r>
+        <w:rPr>
+          <w:rFonts w:ascii="Consolas" w:cs="Consolas" w:eastAsia="Consolas" w:hAnsi="Consolas"/>
+          <w:sz w:val="18"/>
+          <w:szCs w:val="18"/>
+        </w:rPr>
+        <w:t xml:space="preserve">#include "stm32f103xb.h"     /* CMSIS device header: names only, no code */</w:t>
+      </w:r>
+    </w:p>
+    <w:p>
+      <w:pPr>
+        <w:shd w:fill="F2F2F2" w:val="clear"/>
+        <w:spacing w:after="0" w:before="0" w:line="240" w:lineRule="auto"/>
+        <w:ind w:left="120" w:right="120"/>
+      </w:pPr>
+      <w:r>
+        <w:rPr>
+          <w:rFonts w:ascii="Consolas" w:cs="Consolas" w:eastAsia="Consolas" w:hAnsi="Consolas"/>
+          <w:sz w:val="18"/>
+          <w:szCs w:val="18"/>
+        </w:rPr>
+        <w:t xml:space="preserve"> </w:t>
+      </w:r>
+    </w:p>
+    <w:p>
+      <w:pPr>
+        <w:shd w:fill="F2F2F2" w:val="clear"/>
+        <w:spacing w:after="0" w:before="0" w:line="240" w:lineRule="auto"/>
+        <w:ind w:left="120" w:right="120"/>
+      </w:pPr>
+      <w:r>
+        <w:rPr>
+          <w:rFonts w:ascii="Consolas" w:cs="Consolas" w:eastAsia="Consolas" w:hAnsi="Consolas"/>
+          <w:sz w:val="18"/>
+          <w:szCs w:val="18"/>
+        </w:rPr>
+        <w:t xml:space="preserve">static void Stage02_MemToMem(uint32_t *src, uint32_t *dst)</w:t>
+      </w:r>
+    </w:p>
+    <w:p>
+      <w:pPr>
+        <w:shd w:fill="F2F2F2" w:val="clear"/>
+        <w:spacing w:after="0" w:before="0" w:line="240" w:lineRule="auto"/>
+        <w:ind w:left="120" w:right="120"/>
+      </w:pPr>
+      <w:r>
+        <w:rPr>
+          <w:rFonts w:ascii="Consolas" w:cs="Consolas" w:eastAsia="Consolas" w:hAnsi="Consolas"/>
+          <w:sz w:val="18"/>
+          <w:szCs w:val="18"/>
+        </w:rPr>
+        <w:t xml:space="preserve">{</w:t>
+      </w:r>
+    </w:p>
+    <w:p>
+      <w:pPr>
+        <w:shd w:fill="F2F2F2" w:val="clear"/>
+        <w:spacing w:after="0" w:before="0" w:line="240" w:lineRule="auto"/>
+        <w:ind w:left="120" w:right="120"/>
+      </w:pPr>
+      <w:r>
+        <w:rPr>
+          <w:rFonts w:ascii="Consolas" w:cs="Consolas" w:eastAsia="Consolas" w:hAnsi="Consolas"/>
+          <w:sz w:val="18"/>
+          <w:szCs w:val="18"/>
+        </w:rPr>
+        <w:t xml:space="preserve">    RCC-&gt;AHBENR |= RCC_AHBENR_DMA1EN;         /* was __HAL_RCC_DMA1_CLK_ENABLE */</w:t>
+      </w:r>
+    </w:p>
+    <w:p>
+      <w:pPr>
+        <w:shd w:fill="F2F2F2" w:val="clear"/>
+        <w:spacing w:after="0" w:before="0" w:line="240" w:lineRule="auto"/>
+        <w:ind w:left="120" w:right="120"/>
+      </w:pPr>
+      <w:r>
+        <w:rPr>
+          <w:rFonts w:ascii="Consolas" w:cs="Consolas" w:eastAsia="Consolas" w:hAnsi="Consolas"/>
+          <w:sz w:val="18"/>
+          <w:szCs w:val="18"/>
+        </w:rPr>
+        <w:t xml:space="preserve"> </w:t>
+      </w:r>
+    </w:p>
+    <w:p>
+      <w:pPr>
+        <w:shd w:fill="F2F2F2" w:val="clear"/>
+        <w:spacing w:after="0" w:before="0" w:line="240" w:lineRule="auto"/>
+        <w:ind w:left="120" w:right="120"/>
+      </w:pPr>
+      <w:r>
+        <w:rPr>
+          <w:rFonts w:ascii="Consolas" w:cs="Consolas" w:eastAsia="Consolas" w:hAnsi="Consolas"/>
+          <w:sz w:val="18"/>
+          <w:szCs w:val="18"/>
+        </w:rPr>
+        <w:t xml:space="preserve">    DMA1_Channel1-&gt;CCR &amp;= ~DMA_CCR_EN;        /* HAL_DMA_Init precondition:    */</w:t>
+      </w:r>
+    </w:p>
+    <w:p>
+      <w:pPr>
+        <w:shd w:fill="F2F2F2" w:val="clear"/>
+        <w:spacing w:after="0" w:before="0" w:line="240" w:lineRule="auto"/>
+        <w:ind w:left="120" w:right="120"/>
+      </w:pPr>
+      <w:r>
+        <w:rPr>
+          <w:rFonts w:ascii="Consolas" w:cs="Consolas" w:eastAsia="Consolas" w:hAnsi="Consolas"/>
+          <w:sz w:val="18"/>
+          <w:szCs w:val="18"/>
+        </w:rPr>
+        <w:t xml:space="preserve">                                              /* configure only while disabled */</w:t>
+      </w:r>
+    </w:p>
+    <w:p>
+      <w:pPr>
+        <w:shd w:fill="F2F2F2" w:val="clear"/>
+        <w:spacing w:after="0" w:before="0" w:line="240" w:lineRule="auto"/>
+        <w:ind w:left="120" w:right="120"/>
+      </w:pPr>
+      <w:r>
+        <w:rPr>
+          <w:rFonts w:ascii="Consolas" w:cs="Consolas" w:eastAsia="Consolas" w:hAnsi="Consolas"/>
+          <w:sz w:val="18"/>
+          <w:szCs w:val="18"/>
+        </w:rPr>
+        <w:t xml:space="preserve">    DMA1_Channel1-&gt;CCR = DMA_CCR_MEM2MEM      /* was Init.Direction = MEM2MEM  */</w:t>
+      </w:r>
+    </w:p>
+    <w:p>
+      <w:pPr>
+        <w:shd w:fill="F2F2F2" w:val="clear"/>
+        <w:spacing w:after="0" w:before="0" w:line="240" w:lineRule="auto"/>
+        <w:ind w:left="120" w:right="120"/>
+      </w:pPr>
+      <w:r>
+        <w:rPr>
+          <w:rFonts w:ascii="Consolas" w:cs="Consolas" w:eastAsia="Consolas" w:hAnsi="Consolas"/>
+          <w:sz w:val="18"/>
+          <w:szCs w:val="18"/>
+        </w:rPr>
+        <w:t xml:space="preserve">                       | DMA_CCR_MSIZE_1      /* was Init.MemDataAlignment=WORD*/</w:t>
+      </w:r>
+    </w:p>
+    <w:p>
+      <w:pPr>
+        <w:shd w:fill="F2F2F2" w:val="clear"/>
+        <w:spacing w:after="0" w:before="0" w:line="240" w:lineRule="auto"/>
+        <w:ind w:left="120" w:right="120"/>
+      </w:pPr>
+      <w:r>
+        <w:rPr>
+          <w:rFonts w:ascii="Consolas" w:cs="Consolas" w:eastAsia="Consolas" w:hAnsi="Consolas"/>
+          <w:sz w:val="18"/>
+          <w:szCs w:val="18"/>
+        </w:rPr>
+        <w:t xml:space="preserve">                       | DMA_CCR_PSIZE_1      /* was Init.PeriphDataAlignment  */</w:t>
+      </w:r>
+    </w:p>
+    <w:p>
+      <w:pPr>
+        <w:shd w:fill="F2F2F2" w:val="clear"/>
+        <w:spacing w:after="0" w:before="0" w:line="240" w:lineRule="auto"/>
+        <w:ind w:left="120" w:right="120"/>
+      </w:pPr>
+      <w:r>
+        <w:rPr>
+          <w:rFonts w:ascii="Consolas" w:cs="Consolas" w:eastAsia="Consolas" w:hAnsi="Consolas"/>
+          <w:sz w:val="18"/>
+          <w:szCs w:val="18"/>
+        </w:rPr>
+        <w:t xml:space="preserve">                       | DMA_CCR_MINC         /* was Init.MemInc = ENABLE      */</w:t>
+      </w:r>
+    </w:p>
+    <w:p>
+      <w:pPr>
+        <w:shd w:fill="F2F2F2" w:val="clear"/>
+        <w:spacing w:after="0" w:before="0" w:line="240" w:lineRule="auto"/>
+        <w:ind w:left="120" w:right="120"/>
+      </w:pPr>
+      <w:r>
+        <w:rPr>
+          <w:rFonts w:ascii="Consolas" w:cs="Consolas" w:eastAsia="Consolas" w:hAnsi="Consolas"/>
+          <w:sz w:val="18"/>
+          <w:szCs w:val="18"/>
+        </w:rPr>
+        <w:t xml:space="preserve">                       | DMA_CCR_PINC;        /* was Init.PeriphInc = ENABLE   */</w:t>
+      </w:r>
+    </w:p>
+    <w:p>
+      <w:pPr>
+        <w:shd w:fill="F2F2F2" w:val="clear"/>
+        <w:spacing w:after="0" w:before="0" w:line="240" w:lineRule="auto"/>
+        <w:ind w:left="120" w:right="120"/>
+      </w:pPr>
+      <w:r>
+        <w:rPr>
+          <w:rFonts w:ascii="Consolas" w:cs="Consolas" w:eastAsia="Consolas" w:hAnsi="Consolas"/>
+          <w:sz w:val="18"/>
+          <w:szCs w:val="18"/>
+        </w:rPr>
+        <w:t xml:space="preserve">    DMA1_Channel1-&gt;CNDTR = 8u;                /* was HAL_DMA_Start count arg   */</w:t>
+      </w:r>
+    </w:p>
+    <w:p>
+      <w:pPr>
+        <w:shd w:fill="F2F2F2" w:val="clear"/>
+        <w:spacing w:after="0" w:before="0" w:line="240" w:lineRule="auto"/>
+        <w:ind w:left="120" w:right="120"/>
+      </w:pPr>
+      <w:r>
+        <w:rPr>
+          <w:rFonts w:ascii="Consolas" w:cs="Consolas" w:eastAsia="Consolas" w:hAnsi="Consolas"/>
+          <w:sz w:val="18"/>
+          <w:szCs w:val="18"/>
+        </w:rPr>
+        <w:t xml:space="preserve">    DMA1_Channel1-&gt;CPAR  = (uint32_t)src;     /* source      (DIR=0: CPAR=src) */</w:t>
+      </w:r>
+    </w:p>
+    <w:p>
+      <w:pPr>
+        <w:shd w:fill="F2F2F2" w:val="clear"/>
+        <w:spacing w:after="0" w:before="0" w:line="240" w:lineRule="auto"/>
+        <w:ind w:left="120" w:right="120"/>
+      </w:pPr>
+      <w:r>
+        <w:rPr>
+          <w:rFonts w:ascii="Consolas" w:cs="Consolas" w:eastAsia="Consolas" w:hAnsi="Consolas"/>
+          <w:sz w:val="18"/>
+          <w:szCs w:val="18"/>
+        </w:rPr>
+        <w:t xml:space="preserve">    DMA1_Channel1-&gt;CMAR  = (uint32_t)dst;     /* destination                   */</w:t>
+      </w:r>
+    </w:p>
+    <w:p>
+      <w:pPr>
+        <w:shd w:fill="F2F2F2" w:val="clear"/>
+        <w:spacing w:after="0" w:before="0" w:line="240" w:lineRule="auto"/>
+        <w:ind w:left="120" w:right="120"/>
+      </w:pPr>
+      <w:r>
+        <w:rPr>
+          <w:rFonts w:ascii="Consolas" w:cs="Consolas" w:eastAsia="Consolas" w:hAnsi="Consolas"/>
+          <w:sz w:val="18"/>
+          <w:szCs w:val="18"/>
+        </w:rPr>
+        <w:t xml:space="preserve">    DMA1_Channel1-&gt;CCR  |= DMA_CCR_EN;        /* fires now -&gt; CCR = 0x00004AC1 */</w:t>
+      </w:r>
+    </w:p>
+    <w:p>
+      <w:pPr>
+        <w:shd w:fill="F2F2F2" w:val="clear"/>
+        <w:spacing w:after="120" w:before="0" w:line="240" w:lineRule="auto"/>
+        <w:ind w:left="120" w:right="120"/>
+      </w:pPr>
+      <w:r>
+        <w:rPr>
+          <w:rFonts w:ascii="Consolas" w:cs="Consolas" w:eastAsia="Consolas" w:hAnsi="Consolas"/>
+          <w:sz w:val="18"/>
+          <w:szCs w:val="18"/>
+        </w:rPr>
+        <w:t xml:space="preserve">}</w:t>
+      </w:r>
+    </w:p>
+    <w:p>
+      <w:pPr>
+        <w:spacing w:after="120" w:line="276" w:lineRule="auto"/>
+        <w:jc w:val="both"/>
+      </w:pPr>
+      <w:r>
+        <w:t xml:space="preserve">A useful discovery fell out of the build system here: because the stage label lives in the *source*, building the old </w:t>
+      </w:r>
+      <w:r>
+        <w:rPr>
+          <w:rFonts w:ascii="Consolas" w:cs="Consolas" w:eastAsia="Consolas" w:hAnsi="Consolas"/>
+          <w:sz w:val="20"/>
+          <w:szCs w:val="20"/>
+        </w:rPr>
+        <w:t xml:space="preserve">DMA_B12_S01_HAL</w:t>
+      </w:r>
+      <w:r>
+        <w:t xml:space="preserve"> profile compiles this same 0_2 code — the HAL modules are still compiled but nothing calls them, so the linker strips them and</w:t>
+      </w:r>
+    </w:p>
+    <w:p>
+      <w:pPr>
+        <w:spacing w:after="120" w:line="276" w:lineRule="auto"/>
+        <w:jc w:val="both"/>
+      </w:pPr>
+      <w:r>
+        <w:rPr>
+          <w:b/>
+          <w:bCs/>
+        </w:rPr>
+        <w:t xml:space="preserve">both profiles produce the same binary</w:t>
+      </w:r>
+      <w:r>
+        <w:t xml:space="preserve">. The library's presence or absence changes nothing once the behavior is hand-written.</w:t>
+      </w:r>
+    </w:p>
+    <w:p>
+      <w:pPr>
+        <w:pStyle w:val="Heading2"/>
+      </w:pPr>
+      <w:r>
+        <w:t xml:space="preserve">4.5 Stage 0_3 — raw DSL: owning the names</w:t>
+      </w:r>
+    </w:p>
+    <w:p>
+      <w:pPr>
+        <w:spacing w:after="120" w:line="276" w:lineRule="auto"/>
+        <w:jc w:val="both"/>
+      </w:pPr>
+      <w:r>
+        <w:t xml:space="preserve">The final stage removes the vendor's *vocabulary* too. The register map is hand-written from RM0008 chapter 13 into </w:t>
+      </w:r>
+      <w:r>
+        <w:rPr>
+          <w:rFonts w:ascii="Consolas" w:cs="Consolas" w:eastAsia="Consolas" w:hAnsi="Consolas"/>
+          <w:sz w:val="20"/>
+          <w:szCs w:val="20"/>
+        </w:rPr>
+        <w:t xml:space="preserve">dma.h</w:t>
+      </w:r>
+      <w:r>
+        <w:t xml:space="preserve"> — the project's first DMA map — using the</w:t>
+      </w:r>
+    </w:p>
+    <w:p>
+      <w:pPr>
+        <w:spacing w:after="120" w:line="276" w:lineRule="auto"/>
+        <w:jc w:val="both"/>
+      </w:pPr>
+      <w:r>
+        <w:rPr>
+          <w:rFonts w:ascii="Consolas" w:cs="Consolas" w:eastAsia="Consolas" w:hAnsi="Consolas"/>
+          <w:sz w:val="20"/>
+          <w:szCs w:val="20"/>
+        </w:rPr>
+        <w:t xml:space="preserve">BUNION</w:t>
+      </w:r>
+      <w:r>
+        <w:t xml:space="preserve">/</w:t>
+      </w:r>
+      <w:r>
+        <w:rPr>
+          <w:rFonts w:ascii="Consolas" w:cs="Consolas" w:eastAsia="Consolas" w:hAnsi="Consolas"/>
+          <w:sz w:val="20"/>
+          <w:szCs w:val="20"/>
+        </w:rPr>
+        <w:t xml:space="preserve">RSTRUCT</w:t>
+      </w:r>
+      <w:r>
+        <w:t xml:space="preserve"> DSL of </w:t>
+      </w:r>
+      <w:r>
+        <w:rPr>
+          <w:rFonts w:ascii="Consolas" w:cs="Consolas" w:eastAsia="Consolas" w:hAnsi="Consolas"/>
+          <w:sz w:val="20"/>
+          <w:szCs w:val="20"/>
+        </w:rPr>
+        <w:t xml:space="preserve">STANDARD.md</w:t>
+      </w:r>
+      <w:r>
+        <w:t xml:space="preserve">: seven identical channels become one 20-byte</w:t>
+      </w:r>
+    </w:p>
+    <w:p>
+      <w:pPr>
+        <w:spacing w:after="120" w:line="276" w:lineRule="auto"/>
+        <w:jc w:val="both"/>
+      </w:pPr>
+      <w:r>
+        <w:rPr>
+          <w:rFonts w:ascii="Consolas" w:cs="Consolas" w:eastAsia="Consolas" w:hAnsi="Consolas"/>
+          <w:sz w:val="20"/>
+          <w:szCs w:val="20"/>
+        </w:rPr>
+        <w:t xml:space="preserve">DMA_CHANNEL_TypeDef</w:t>
+      </w:r>
+      <w:r>
+        <w:t xml:space="preserve"> stacked in an array (</w:t>
+      </w:r>
+      <w:r>
+        <w:rPr>
+          <w:rFonts w:ascii="Consolas" w:cs="Consolas" w:eastAsia="Consolas" w:hAnsi="Consolas"/>
+          <w:sz w:val="20"/>
+          <w:szCs w:val="20"/>
+        </w:rPr>
+        <w:t xml:space="preserve">CH[0]</w:t>
+      </w:r>
+      <w:r>
+        <w:t xml:space="preserve"> = the manual's channel 1), read-only flags are </w:t>
+      </w:r>
+      <w:r>
+        <w:rPr>
+          <w:rFonts w:ascii="Consolas" w:cs="Consolas" w:eastAsia="Consolas" w:hAnsi="Consolas"/>
+          <w:sz w:val="20"/>
+          <w:szCs w:val="20"/>
+        </w:rPr>
+        <w:t xml:space="preserve">const</w:t>
+      </w:r>
+      <w:r>
+        <w:t xml:space="preserve">, and a bit-band twin (</w:t>
+      </w:r>
+      <w:r>
+        <w:rPr>
+          <w:rFonts w:ascii="Consolas" w:cs="Consolas" w:eastAsia="Consolas" w:hAnsi="Consolas"/>
+          <w:sz w:val="20"/>
+          <w:szCs w:val="20"/>
+        </w:rPr>
+        <w:t xml:space="preserve">DMA_BITBAND_TypeDef</w:t>
+      </w:r>
+      <w:r>
+        <w:t xml:space="preserve">) mirrors every bit. The placed instance </w:t>
+      </w:r>
+      <w:r>
+        <w:rPr>
+          <w:rFonts w:ascii="Consolas" w:cs="Consolas" w:eastAsia="Consolas" w:hAnsi="Consolas"/>
+          <w:sz w:val="20"/>
+          <w:szCs w:val="20"/>
+        </w:rPr>
+        <w:t xml:space="preserve">DMA1 @ 0x40020000</w:t>
+      </w:r>
+      <w:r>
+        <w:t xml:space="preserve"> joins </w:t>
+      </w:r>
+      <w:r>
+        <w:rPr>
+          <w:rFonts w:ascii="Consolas" w:cs="Consolas" w:eastAsia="Consolas" w:hAnsi="Consolas"/>
+          <w:sz w:val="20"/>
+          <w:szCs w:val="20"/>
+        </w:rPr>
+        <w:t xml:space="preserve">stm32f103c8t6.h</w:t>
+      </w:r>
+      <w:r>
+        <w:t xml:space="preserve">. The map's layout was verified with host-side </w:t>
+      </w:r>
+      <w:r>
+        <w:rPr>
+          <w:rFonts w:ascii="Consolas" w:cs="Consolas" w:eastAsia="Consolas" w:hAnsi="Consolas"/>
+          <w:sz w:val="20"/>
+          <w:szCs w:val="20"/>
+        </w:rPr>
+        <w:t xml:space="preserve">_Static_assert</w:t>
+      </w:r>
+      <w:r>
+        <w:t xml:space="preserve">s (channel stride = 20 bytes, </w:t>
+      </w:r>
+      <w:r>
+        <w:rPr>
+          <w:rFonts w:ascii="Consolas" w:cs="Consolas" w:eastAsia="Consolas" w:hAnsi="Consolas"/>
+          <w:sz w:val="20"/>
+          <w:szCs w:val="20"/>
+        </w:rPr>
+        <w:t xml:space="preserve">CH[4].CCR</w:t>
+      </w:r>
+      <w:r>
+        <w:t xml:space="preserve"> at offset 0x58) before touching the board:</w:t>
+      </w:r>
+    </w:p>
+    <w:p>
+      <w:pPr>
+        <w:shd w:fill="F2F2F2" w:val="clear"/>
+        <w:spacing w:after="0" w:before="120" w:line="240" w:lineRule="auto"/>
+        <w:ind w:left="120" w:right="120"/>
+      </w:pPr>
+      <w:r>
+        <w:rPr>
+          <w:rFonts w:ascii="Consolas" w:cs="Consolas" w:eastAsia="Consolas" w:hAnsi="Consolas"/>
+          <w:sz w:val="18"/>
+          <w:szCs w:val="18"/>
+        </w:rPr>
+        <w:t xml:space="preserve">#include &lt;stm32f103c8t6.h&gt;   /* hand-written map: RM0008 only, zero vendor */</w:t>
+      </w:r>
+    </w:p>
+    <w:p>
+      <w:pPr>
+        <w:shd w:fill="F2F2F2" w:val="clear"/>
+        <w:spacing w:after="0" w:before="0" w:line="240" w:lineRule="auto"/>
+        <w:ind w:left="120" w:right="120"/>
+      </w:pPr>
+      <w:r>
+        <w:rPr>
+          <w:rFonts w:ascii="Consolas" w:cs="Consolas" w:eastAsia="Consolas" w:hAnsi="Consolas"/>
+          <w:sz w:val="18"/>
+          <w:szCs w:val="18"/>
+        </w:rPr>
+        <w:t xml:space="preserve"> </w:t>
+      </w:r>
+    </w:p>
+    <w:p>
+      <w:pPr>
+        <w:shd w:fill="F2F2F2" w:val="clear"/>
+        <w:spacing w:after="0" w:before="0" w:line="240" w:lineRule="auto"/>
+        <w:ind w:left="120" w:right="120"/>
+      </w:pPr>
+      <w:r>
+        <w:rPr>
+          <w:rFonts w:ascii="Consolas" w:cs="Consolas" w:eastAsia="Consolas" w:hAnsi="Consolas"/>
+          <w:sz w:val="18"/>
+          <w:szCs w:val="18"/>
+        </w:rPr>
+        <w:t xml:space="preserve">static void Stage03_MemToMem(uint32_t *src, uint32_t *dst)</w:t>
+      </w:r>
+    </w:p>
+    <w:p>
+      <w:pPr>
+        <w:shd w:fill="F2F2F2" w:val="clear"/>
+        <w:spacing w:after="0" w:before="0" w:line="240" w:lineRule="auto"/>
+        <w:ind w:left="120" w:right="120"/>
+      </w:pPr>
+      <w:r>
+        <w:rPr>
+          <w:rFonts w:ascii="Consolas" w:cs="Consolas" w:eastAsia="Consolas" w:hAnsi="Consolas"/>
+          <w:sz w:val="18"/>
+          <w:szCs w:val="18"/>
+        </w:rPr>
+        <w:t xml:space="preserve">{</w:t>
+      </w:r>
+    </w:p>
+    <w:p>
+      <w:pPr>
+        <w:shd w:fill="F2F2F2" w:val="clear"/>
+        <w:spacing w:after="0" w:before="0" w:line="240" w:lineRule="auto"/>
+        <w:ind w:left="120" w:right="120"/>
+      </w:pPr>
+      <w:r>
+        <w:rPr>
+          <w:rFonts w:ascii="Consolas" w:cs="Consolas" w:eastAsia="Consolas" w:hAnsi="Consolas"/>
+          <w:sz w:val="18"/>
+          <w:szCs w:val="18"/>
+        </w:rPr>
+        <w:t xml:space="preserve">    RCC.AHB_ENR.BITS.DMA1 = 1;          /* clock first, always               */</w:t>
+      </w:r>
+    </w:p>
+    <w:p>
+      <w:pPr>
+        <w:shd w:fill="F2F2F2" w:val="clear"/>
+        <w:spacing w:after="0" w:before="0" w:line="240" w:lineRule="auto"/>
+        <w:ind w:left="120" w:right="120"/>
+      </w:pPr>
+      <w:r>
+        <w:rPr>
+          <w:rFonts w:ascii="Consolas" w:cs="Consolas" w:eastAsia="Consolas" w:hAnsi="Consolas"/>
+          <w:sz w:val="18"/>
+          <w:szCs w:val="18"/>
+        </w:rPr>
+        <w:t xml:space="preserve"> </w:t>
+      </w:r>
+    </w:p>
+    <w:p>
+      <w:pPr>
+        <w:shd w:fill="F2F2F2" w:val="clear"/>
+        <w:spacing w:after="0" w:before="0" w:line="240" w:lineRule="auto"/>
+        <w:ind w:left="120" w:right="120"/>
+      </w:pPr>
+      <w:r>
+        <w:rPr>
+          <w:rFonts w:ascii="Consolas" w:cs="Consolas" w:eastAsia="Consolas" w:hAnsi="Consolas"/>
+          <w:sz w:val="18"/>
+          <w:szCs w:val="18"/>
+        </w:rPr>
+        <w:t xml:space="preserve">    DMA1.CH[0].CCR.REG = 0;             /* known state; config only while EN=0 */</w:t>
+      </w:r>
+    </w:p>
+    <w:p>
+      <w:pPr>
+        <w:shd w:fill="F2F2F2" w:val="clear"/>
+        <w:spacing w:after="0" w:before="0" w:line="240" w:lineRule="auto"/>
+        <w:ind w:left="120" w:right="120"/>
+      </w:pPr>
+      <w:r>
+        <w:rPr>
+          <w:rFonts w:ascii="Consolas" w:cs="Consolas" w:eastAsia="Consolas" w:hAnsi="Consolas"/>
+          <w:sz w:val="18"/>
+          <w:szCs w:val="18"/>
+        </w:rPr>
+        <w:t xml:space="preserve">    DMA1.CH[0].CCR.BITS.MEM2MEM = 1;    /* RAM-&gt;RAM: no peripheral request   */</w:t>
+      </w:r>
+    </w:p>
+    <w:p>
+      <w:pPr>
+        <w:shd w:fill="F2F2F2" w:val="clear"/>
+        <w:spacing w:after="0" w:before="0" w:line="240" w:lineRule="auto"/>
+        <w:ind w:left="120" w:right="120"/>
+      </w:pPr>
+      <w:r>
+        <w:rPr>
+          <w:rFonts w:ascii="Consolas" w:cs="Consolas" w:eastAsia="Consolas" w:hAnsi="Consolas"/>
+          <w:sz w:val="18"/>
+          <w:szCs w:val="18"/>
+        </w:rPr>
+        <w:t xml:space="preserve">    DMA1.CH[0].CCR.BITS.MSIZE   = 2;    /* 2 = 32-bit memory cells           */</w:t>
+      </w:r>
+    </w:p>
+    <w:p>
+      <w:pPr>
+        <w:shd w:fill="F2F2F2" w:val="clear"/>
+        <w:spacing w:after="0" w:before="0" w:line="240" w:lineRule="auto"/>
+        <w:ind w:left="120" w:right="120"/>
+      </w:pPr>
+      <w:r>
+        <w:rPr>
+          <w:rFonts w:ascii="Consolas" w:cs="Consolas" w:eastAsia="Consolas" w:hAnsi="Consolas"/>
+          <w:sz w:val="18"/>
+          <w:szCs w:val="18"/>
+        </w:rPr>
+        <w:t xml:space="preserve">    DMA1.CH[0].CCR.BITS.PSIZE   = 2;    /* 2 = 32-bit "peripheral" cells     */</w:t>
+      </w:r>
+    </w:p>
+    <w:p>
+      <w:pPr>
+        <w:shd w:fill="F2F2F2" w:val="clear"/>
+        <w:spacing w:after="0" w:before="0" w:line="240" w:lineRule="auto"/>
+        <w:ind w:left="120" w:right="120"/>
+      </w:pPr>
+      <w:r>
+        <w:rPr>
+          <w:rFonts w:ascii="Consolas" w:cs="Consolas" w:eastAsia="Consolas" w:hAnsi="Consolas"/>
+          <w:sz w:val="18"/>
+          <w:szCs w:val="18"/>
+        </w:rPr>
+        <w:t xml:space="preserve">    DMA1.CH[0].CCR.BITS.MINC    = 1;    /* walk the dest array               */</w:t>
+      </w:r>
+    </w:p>
+    <w:p>
+      <w:pPr>
+        <w:shd w:fill="F2F2F2" w:val="clear"/>
+        <w:spacing w:after="0" w:before="0" w:line="240" w:lineRule="auto"/>
+        <w:ind w:left="120" w:right="120"/>
+      </w:pPr>
+      <w:r>
+        <w:rPr>
+          <w:rFonts w:ascii="Consolas" w:cs="Consolas" w:eastAsia="Consolas" w:hAnsi="Consolas"/>
+          <w:sz w:val="18"/>
+          <w:szCs w:val="18"/>
+        </w:rPr>
+        <w:t xml:space="preserve">    DMA1.CH[0].CCR.BITS.PINC    = 1;    /* walk the source array             */</w:t>
+      </w:r>
+    </w:p>
+    <w:p>
+      <w:pPr>
+        <w:shd w:fill="F2F2F2" w:val="clear"/>
+        <w:spacing w:after="0" w:before="0" w:line="240" w:lineRule="auto"/>
+        <w:ind w:left="120" w:right="120"/>
+      </w:pPr>
+      <w:r>
+        <w:rPr>
+          <w:rFonts w:ascii="Consolas" w:cs="Consolas" w:eastAsia="Consolas" w:hAnsi="Consolas"/>
+          <w:sz w:val="18"/>
+          <w:szCs w:val="18"/>
+        </w:rPr>
+        <w:t xml:space="preserve">    DMA1.CH[0].CNDTR.BITS.NDT   = 8u;   /* 8 beats                           */</w:t>
+      </w:r>
+    </w:p>
+    <w:p>
+      <w:pPr>
+        <w:shd w:fill="F2F2F2" w:val="clear"/>
+        <w:spacing w:after="0" w:before="0" w:line="240" w:lineRule="auto"/>
+        <w:ind w:left="120" w:right="120"/>
+      </w:pPr>
+      <w:r>
+        <w:rPr>
+          <w:rFonts w:ascii="Consolas" w:cs="Consolas" w:eastAsia="Consolas" w:hAnsi="Consolas"/>
+          <w:sz w:val="18"/>
+          <w:szCs w:val="18"/>
+        </w:rPr>
+        <w:t xml:space="preserve">    DMA1.CH[0].CPAR = (uint32_t)src;    /* source (DIR=0: CPAR is "from")    */</w:t>
+      </w:r>
+    </w:p>
+    <w:p>
+      <w:pPr>
+        <w:shd w:fill="F2F2F2" w:val="clear"/>
+        <w:spacing w:after="0" w:before="0" w:line="240" w:lineRule="auto"/>
+        <w:ind w:left="120" w:right="120"/>
+      </w:pPr>
+      <w:r>
+        <w:rPr>
+          <w:rFonts w:ascii="Consolas" w:cs="Consolas" w:eastAsia="Consolas" w:hAnsi="Consolas"/>
+          <w:sz w:val="18"/>
+          <w:szCs w:val="18"/>
+        </w:rPr>
+        <w:t xml:space="preserve">    DMA1.CH[0].CMAR = (uint32_t)dst;    /* destination                       */</w:t>
+      </w:r>
+    </w:p>
+    <w:p>
+      <w:pPr>
+        <w:shd w:fill="F2F2F2" w:val="clear"/>
+        <w:spacing w:after="0" w:before="0" w:line="240" w:lineRule="auto"/>
+        <w:ind w:left="120" w:right="120"/>
+      </w:pPr>
+      <w:r>
+        <w:rPr>
+          <w:rFonts w:ascii="Consolas" w:cs="Consolas" w:eastAsia="Consolas" w:hAnsi="Consolas"/>
+          <w:sz w:val="18"/>
+          <w:szCs w:val="18"/>
+        </w:rPr>
+        <w:t xml:space="preserve">    DMA1.CH[0].CCR.BITS.EN = 1;         /* fires now -&gt; CCR = 0x00004AC1     */</w:t>
+      </w:r>
+    </w:p>
+    <w:p>
+      <w:pPr>
+        <w:shd w:fill="F2F2F2" w:val="clear"/>
+        <w:spacing w:after="120" w:before="0" w:line="240" w:lineRule="auto"/>
+        <w:ind w:left="120" w:right="120"/>
+      </w:pPr>
+      <w:r>
+        <w:rPr>
+          <w:rFonts w:ascii="Consolas" w:cs="Consolas" w:eastAsia="Consolas" w:hAnsi="Consolas"/>
+          <w:sz w:val="18"/>
+          <w:szCs w:val="18"/>
+        </w:rPr>
+        <w:t xml:space="preserve">}</w:t>
+      </w:r>
+    </w:p>
+    <w:p>
+      <w:pPr>
+        <w:spacing w:after="120" w:line="276" w:lineRule="auto"/>
+        <w:jc w:val="both"/>
+      </w:pPr>
+      <w:r>
+        <w:t xml:space="preserve">Same ~7 writes as 0_2, but every name is now readable *and owned*: </w:t>
+      </w:r>
+      <w:r>
+        <w:rPr>
+          <w:rFonts w:ascii="Consolas" w:cs="Consolas" w:eastAsia="Consolas" w:hAnsi="Consolas"/>
+          <w:sz w:val="20"/>
+          <w:szCs w:val="20"/>
+        </w:rPr>
+        <w:t xml:space="preserve">CCR.BITS.MEM2MEM</w:t>
+      </w:r>
+      <w:r>
+        <w:t xml:space="preserve"> instead of a mask, field-per-line writes that document themselves. Stages 0_2/0_3 build on a dedicated vendor-free profile, </w:t>
+      </w:r>
+      <w:r>
+        <w:rPr>
+          <w:b/>
+          <w:bCs/>
+        </w:rPr>
+        <w:t xml:space="preserve">`DMA_B12_S02_03_BareMetal`</w:t>
+      </w:r>
+      <w:r>
+        <w:t xml:space="preserve"> (define </w:t>
+      </w:r>
+      <w:r>
+        <w:rPr>
+          <w:rFonts w:ascii="Consolas" w:cs="Consolas" w:eastAsia="Consolas" w:hAnsi="Consolas"/>
+          <w:sz w:val="20"/>
+          <w:szCs w:val="20"/>
+        </w:rPr>
+        <w:t xml:space="preserve">STM32F103xB</w:t>
+      </w:r>
+      <w:r>
+        <w:t xml:space="preserve"> only; compile list: the stage's </w:t>
+      </w:r>
+      <w:r>
+        <w:rPr>
+          <w:rFonts w:ascii="Consolas" w:cs="Consolas" w:eastAsia="Consolas" w:hAnsi="Consolas"/>
+          <w:sz w:val="20"/>
+          <w:szCs w:val="20"/>
+        </w:rPr>
+        <w:t xml:space="preserve">main_b12_*.c</w:t>
+      </w:r>
+      <w:r>
+        <w:t xml:space="preserve"> + startup + </w:t>
+      </w:r>
+      <w:r>
+        <w:rPr>
+          <w:rFonts w:ascii="Consolas" w:cs="Consolas" w:eastAsia="Consolas" w:hAnsi="Consolas"/>
+          <w:sz w:val="20"/>
+          <w:szCs w:val="20"/>
+        </w:rPr>
+        <w:t xml:space="preserve">cortex_m3.c</w:t>
+      </w:r>
+      <w:r>
+        <w:t xml:space="preserve">).</w:t>
+      </w:r>
+    </w:p>
+    <w:p>
+      <w:pPr>
+        <w:pStyle w:val="Heading2"/>
+      </w:pPr>
+      <w:r>
+        <w:t xml:space="preserve">4.6 Verification method</w:t>
       </w:r>
     </w:p>
     <w:p>
@@ -2229,15 +3175,15 @@
         <w:jc w:val="both"/>
       </w:pPr>
       <w:r>
-        <w:t xml:space="preserve">Flash via ST-Link, run through </w:t>
-      </w:r>
-      <w:r>
-        <w:rPr>
-          <w:rFonts w:ascii="Consolas" w:cs="Consolas" w:eastAsia="Consolas" w:hAnsi="Consolas"/>
-          <w:sz w:val="20"/>
-          <w:szCs w:val="20"/>
-        </w:rPr>
-        <w:t xml:space="preserve">Stage01_MemToMem()</w:t>
+        <w:t xml:space="preserve">Flash via ST-Link, run through the stage's </w:t>
+      </w:r>
+      <w:r>
+        <w:rPr>
+          <w:rFonts w:ascii="Consolas" w:cs="Consolas" w:eastAsia="Consolas" w:hAnsi="Consolas"/>
+          <w:sz w:val="20"/>
+          <w:szCs w:val="20"/>
+        </w:rPr>
+        <w:t xml:space="preserve">StageXX_MemToMem()</w:t>
       </w:r>
       <w:r>
         <w:t xml:space="preserve">, halt.</w:t>
@@ -2369,7 +3315,76 @@
         <w:jc w:val="both"/>
       </w:pPr>
       <w:r>
-        <w:t xml:space="preserve">Keep the fingerprint as the acceptance reference for stages 0_2 / 0_3.</w:t>
+        <w:t xml:space="preserve">Repeat per stage and </w:t>
+      </w:r>
+      <w:r>
+        <w:rPr>
+          <w:b/>
+          <w:bCs/>
+        </w:rPr>
+        <w:t xml:space="preserve">diff the fingerprints</w:t>
+      </w:r>
+      <w:r>
+        <w:t xml:space="preserve">: 0_1 recorded the reference; 0_2 and</w:t>
+      </w:r>
+    </w:p>
+    <w:p>
+      <w:pPr>
+        <w:spacing w:after="120" w:line="276" w:lineRule="auto"/>
+        <w:jc w:val="both"/>
+      </w:pPr>
+      <w:r>
+        <w:t xml:space="preserve">0_3 must reproduce it bit-for-bit (they did — </w:t>
+      </w:r>
+      <w:r>
+        <w:rPr>
+          <w:rFonts w:ascii="Consolas" w:cs="Consolas" w:eastAsia="Consolas" w:hAnsi="Consolas"/>
+          <w:sz w:val="20"/>
+          <w:szCs w:val="20"/>
+        </w:rPr>
+        <w:t xml:space="preserve">CCR1 = 0x00004AC1</w:t>
+      </w:r>
+      <w:r>
+        <w:t xml:space="preserve">, </w:t>
+      </w:r>
+      <w:r>
+        <w:rPr>
+          <w:rFonts w:ascii="Consolas" w:cs="Consolas" w:eastAsia="Consolas" w:hAnsi="Consolas"/>
+          <w:sz w:val="20"/>
+          <w:szCs w:val="20"/>
+        </w:rPr>
+        <w:t xml:space="preserve">CNDTR = 0</w:t>
+      </w:r>
+      <w:r>
+        <w:t xml:space="preserve">,</w:t>
+      </w:r>
+    </w:p>
+    <w:p>
+      <w:pPr>
+        <w:spacing w:after="120" w:line="276" w:lineRule="auto"/>
+        <w:jc w:val="both"/>
+      </w:pPr>
+      <w:r>
+        <w:rPr>
+          <w:rFonts w:ascii="Consolas" w:cs="Consolas" w:eastAsia="Consolas" w:hAnsi="Consolas"/>
+          <w:sz w:val="20"/>
+          <w:szCs w:val="20"/>
+        </w:rPr>
+        <w:t xml:space="preserve">TCIF1 = 1</w:t>
+      </w:r>
+      <w:r>
+        <w:t xml:space="preserve">, </w:t>
+      </w:r>
+      <w:r>
+        <w:rPr>
+          <w:rFonts w:ascii="Consolas" w:cs="Consolas" w:eastAsia="Consolas" w:hAnsi="Consolas"/>
+          <w:sz w:val="20"/>
+          <w:szCs w:val="20"/>
+        </w:rPr>
+        <w:t xml:space="preserve">g_dst == g_src</w:t>
+      </w:r>
+      <w:r>
+        <w:t xml:space="preserve"> at all three stages).</w:t>
       </w:r>
     </w:p>
     <w:p>
@@ -2377,7 +3392,7 @@
         <w:pStyle w:val="Heading2"/>
       </w:pPr>
       <w:r>
-        <w:t xml:space="preserve">4.5 Progress</w:t>
+        <w:t xml:space="preserve">4.7 Progress</w:t>
       </w:r>
     </w:p>
     <w:tbl>
@@ -2486,7 +3501,7 @@
               <w:jc w:val="left"/>
             </w:pPr>
             <w:r>
-              <w:t xml:space="preserve">Write </w:t>
+              <w:t xml:space="preserve">Write the Stage 0_1 main (now </w:t>
             </w:r>
             <w:r>
               <w:rPr>
@@ -2494,10 +3509,10 @@
                 <w:sz w:val="20"/>
                 <w:szCs w:val="20"/>
               </w:rPr>
-              <w:t xml:space="preserve">main_buoi12_dma.c</w:t>
-            </w:r>
-            <w:r>
-              <w:t xml:space="preserve"> (STAGE_0_1)</w:t>
+              <w:t xml:space="preserve">main_b12_A_S01.c</w:t>
+            </w:r>
+            <w:r>
+              <w:t xml:space="preserve">)</w:t>
             </w:r>
           </w:p>
         </w:tc>
@@ -2843,7 +3858,7 @@
               <w:jc w:val="left"/>
             </w:pPr>
             <w:r>
-              <w:t xml:space="preserve">On-board run + capture</w:t>
+              <w:t xml:space="preserve">On-board run + capture (0_1)</w:t>
             </w:r>
           </w:p>
         </w:tc>
@@ -2924,7 +3939,15 @@
               <w:jc w:val="left"/>
             </w:pPr>
             <w:r>
-              <w:t xml:space="preserve">Stage 0_2 (CMSIS), 0_3 (raw DSL)</w:t>
+              <w:t xml:space="preserve">Stage 0_2: trace HAL → CMSIS writes; wire </w:t>
+            </w:r>
+            <w:r>
+              <w:rPr>
+                <w:rFonts w:ascii="Consolas" w:cs="Consolas" w:eastAsia="Consolas" w:hAnsi="Consolas"/>
+                <w:sz w:val="20"/>
+                <w:szCs w:val="20"/>
+              </w:rPr>
+              <w:t xml:space="preserve">DMA_B12_S02_03_BareMetal</w:t>
             </w:r>
           </w:p>
         </w:tc>
@@ -2949,7 +3972,197 @@
               <w:jc w:val="left"/>
             </w:pPr>
             <w:r>
-              <w:t xml:space="preserve">not started — next sessions</w:t>
+              <w:t xml:space="preserve">done — build 0 err / 0 warn</w:t>
+            </w:r>
+          </w:p>
+        </w:tc>
+      </w:tr>
+      <w:tr>
+        <w:trPr>
+          <w:tblHeader w:val="false"/>
+        </w:trPr>
+        <w:tc>
+          <w:tcPr>
+            <w:tcW w:type="dxa" w:w="4513"/>
+            <w:tcBorders>
+              <w:top w:val="single" w:color="AAAAAA" w:sz="4"/>
+              <w:left w:val="single" w:color="AAAAAA" w:sz="4"/>
+              <w:bottom w:val="single" w:color="AAAAAA" w:sz="4"/>
+              <w:right w:val="single" w:color="AAAAAA" w:sz="4"/>
+            </w:tcBorders>
+            <w:tcMar>
+              <w:top w:type="dxa" w:w="60"/>
+              <w:left w:type="dxa" w:w="120"/>
+              <w:bottom w:type="dxa" w:w="60"/>
+              <w:right w:type="dxa" w:w="120"/>
+            </w:tcMar>
+          </w:tcPr>
+          <w:p>
+            <w:pPr>
+              <w:jc w:val="left"/>
+            </w:pPr>
+            <w:r>
+              <w:t xml:space="preserve">On-board run (0_2)</w:t>
+            </w:r>
+          </w:p>
+        </w:tc>
+        <w:tc>
+          <w:tcPr>
+            <w:tcW w:type="dxa" w:w="4513"/>
+            <w:tcBorders>
+              <w:top w:val="single" w:color="AAAAAA" w:sz="4"/>
+              <w:left w:val="single" w:color="AAAAAA" w:sz="4"/>
+              <w:bottom w:val="single" w:color="AAAAAA" w:sz="4"/>
+              <w:right w:val="single" w:color="AAAAAA" w:sz="4"/>
+            </w:tcBorders>
+            <w:tcMar>
+              <w:top w:type="dxa" w:w="60"/>
+              <w:left w:type="dxa" w:w="120"/>
+              <w:bottom w:type="dxa" w:w="60"/>
+              <w:right w:type="dxa" w:w="120"/>
+            </w:tcMar>
+          </w:tcPr>
+          <w:p>
+            <w:pPr>
+              <w:jc w:val="left"/>
+            </w:pPr>
+            <w:r>
+              <w:rPr>
+                <w:b/>
+                <w:bCs/>
+              </w:rPr>
+              <w:t xml:space="preserve">PASS</w:t>
+            </w:r>
+            <w:r>
+              <w:t xml:space="preserve"> — same fingerprint as 0_1</w:t>
+            </w:r>
+          </w:p>
+        </w:tc>
+      </w:tr>
+      <w:tr>
+        <w:trPr>
+          <w:tblHeader w:val="false"/>
+        </w:trPr>
+        <w:tc>
+          <w:tcPr>
+            <w:tcW w:type="dxa" w:w="4513"/>
+            <w:tcBorders>
+              <w:top w:val="single" w:color="AAAAAA" w:sz="4"/>
+              <w:left w:val="single" w:color="AAAAAA" w:sz="4"/>
+              <w:bottom w:val="single" w:color="AAAAAA" w:sz="4"/>
+              <w:right w:val="single" w:color="AAAAAA" w:sz="4"/>
+            </w:tcBorders>
+            <w:tcMar>
+              <w:top w:type="dxa" w:w="60"/>
+              <w:left w:type="dxa" w:w="120"/>
+              <w:bottom w:type="dxa" w:w="60"/>
+              <w:right w:type="dxa" w:w="120"/>
+            </w:tcMar>
+          </w:tcPr>
+          <w:p>
+            <w:pPr>
+              <w:jc w:val="left"/>
+            </w:pPr>
+            <w:r>
+              <w:t xml:space="preserve">Stage 0_3: write </w:t>
+            </w:r>
+            <w:r>
+              <w:rPr>
+                <w:rFonts w:ascii="Consolas" w:cs="Consolas" w:eastAsia="Consolas" w:hAnsi="Consolas"/>
+                <w:sz w:val="20"/>
+                <w:szCs w:val="20"/>
+              </w:rPr>
+              <w:t xml:space="preserve">dma.h</w:t>
+            </w:r>
+            <w:r>
+              <w:t xml:space="preserve"> map (BUNION/RSTRUCT) + host-side layout asserts</w:t>
+            </w:r>
+          </w:p>
+        </w:tc>
+        <w:tc>
+          <w:tcPr>
+            <w:tcW w:type="dxa" w:w="4513"/>
+            <w:tcBorders>
+              <w:top w:val="single" w:color="AAAAAA" w:sz="4"/>
+              <w:left w:val="single" w:color="AAAAAA" w:sz="4"/>
+              <w:bottom w:val="single" w:color="AAAAAA" w:sz="4"/>
+              <w:right w:val="single" w:color="AAAAAA" w:sz="4"/>
+            </w:tcBorders>
+            <w:tcMar>
+              <w:top w:type="dxa" w:w="60"/>
+              <w:left w:type="dxa" w:w="120"/>
+              <w:bottom w:type="dxa" w:w="60"/>
+              <w:right w:type="dxa" w:w="120"/>
+            </w:tcMar>
+          </w:tcPr>
+          <w:p>
+            <w:pPr>
+              <w:jc w:val="left"/>
+            </w:pPr>
+            <w:r>
+              <w:t xml:space="preserve">done — build 0 err / 0 warn</w:t>
+            </w:r>
+          </w:p>
+        </w:tc>
+      </w:tr>
+      <w:tr>
+        <w:trPr>
+          <w:tblHeader w:val="false"/>
+        </w:trPr>
+        <w:tc>
+          <w:tcPr>
+            <w:tcW w:type="dxa" w:w="4513"/>
+            <w:tcBorders>
+              <w:top w:val="single" w:color="AAAAAA" w:sz="4"/>
+              <w:left w:val="single" w:color="AAAAAA" w:sz="4"/>
+              <w:bottom w:val="single" w:color="AAAAAA" w:sz="4"/>
+              <w:right w:val="single" w:color="AAAAAA" w:sz="4"/>
+            </w:tcBorders>
+            <w:tcMar>
+              <w:top w:type="dxa" w:w="60"/>
+              <w:left w:type="dxa" w:w="120"/>
+              <w:bottom w:type="dxa" w:w="60"/>
+              <w:right w:type="dxa" w:w="120"/>
+            </w:tcMar>
+          </w:tcPr>
+          <w:p>
+            <w:pPr>
+              <w:jc w:val="left"/>
+            </w:pPr>
+            <w:r>
+              <w:t xml:space="preserve">On-board run (0_3)</w:t>
+            </w:r>
+          </w:p>
+        </w:tc>
+        <w:tc>
+          <w:tcPr>
+            <w:tcW w:type="dxa" w:w="4513"/>
+            <w:tcBorders>
+              <w:top w:val="single" w:color="AAAAAA" w:sz="4"/>
+              <w:left w:val="single" w:color="AAAAAA" w:sz="4"/>
+              <w:bottom w:val="single" w:color="AAAAAA" w:sz="4"/>
+              <w:right w:val="single" w:color="AAAAAA" w:sz="4"/>
+            </w:tcBorders>
+            <w:tcMar>
+              <w:top w:type="dxa" w:w="60"/>
+              <w:left w:type="dxa" w:w="120"/>
+              <w:bottom w:type="dxa" w:w="60"/>
+              <w:right w:type="dxa" w:w="120"/>
+            </w:tcMar>
+          </w:tcPr>
+          <w:p>
+            <w:pPr>
+              <w:jc w:val="left"/>
+            </w:pPr>
+            <w:r>
+              <w:rPr>
+                <w:b/>
+                <w:bCs/>
+              </w:rPr>
+              <w:t xml:space="preserve">PASS</w:t>
+            </w:r>
+            <w:r>
+              <w:t xml:space="preserve"> — same fingerprint; Problem A row complete</w:t>
             </w:r>
           </w:p>
         </w:tc>
@@ -6028,7 +7241,7 @@
         <w:pStyle w:val="Heading2"/>
       </w:pPr>
       <w:r>
-        <w:t xml:space="preserve">5.4 Vendor-API footprint</w:t>
+        <w:t xml:space="preserve">5.4 Vendor-API footprint — stage by stage</w:t>
       </w:r>
     </w:p>
     <w:p>
@@ -6037,17 +7250,60 @@
         <w:jc w:val="both"/>
       </w:pPr>
       <w:r>
-        <w:t xml:space="preserve">Problem A deliberately uses HAL at a </w:t>
+        <w:t xml:space="preserve">The vendor supplies two separable things: </w:t>
       </w:r>
       <w:r>
         <w:rPr>
           <w:b/>
           <w:bCs/>
         </w:rPr>
-        <w:t xml:space="preserve">minimum</w:t>
-      </w:r>
-      <w:r>
-        <w:t xml:space="preserve"> — an *ignition switch* to get on the air quickly, before rungs 0_2/0_3 verify everything down to the registers. At module level, 1 of ≈30 HAL driver files is compiled (~3%); at function level, 2 of the 12 public </w:t>
+        <w:t xml:space="preserve">functions</w:t>
+      </w:r>
+      <w:r>
+        <w:t xml:space="preserve"> (behavior — code that runs) and</w:t>
+      </w:r>
+    </w:p>
+    <w:p>
+      <w:pPr>
+        <w:spacing w:after="120" w:line="276" w:lineRule="auto"/>
+        <w:jc w:val="both"/>
+      </w:pPr>
+      <w:r>
+        <w:rPr>
+          <w:b/>
+          <w:bCs/>
+        </w:rPr>
+        <w:t xml:space="preserve">names</w:t>
+      </w:r>
+      <w:r>
+        <w:t xml:space="preserve"> (vocabulary — </w:t>
+      </w:r>
+      <w:r>
+        <w:rPr>
+          <w:rFonts w:ascii="Consolas" w:cs="Consolas" w:eastAsia="Consolas" w:hAnsi="Consolas"/>
+          <w:sz w:val="20"/>
+          <w:szCs w:val="20"/>
+        </w:rPr>
+        <w:t xml:space="preserve">#define</w:t>
+      </w:r>
+      <w:r>
+        <w:t xml:space="preserve">s and structs). Each stage strips one of them.</w:t>
+      </w:r>
+    </w:p>
+    <w:p>
+      <w:pPr>
+        <w:spacing w:after="120" w:line="276" w:lineRule="auto"/>
+        <w:jc w:val="both"/>
+      </w:pPr>
+      <w:r>
+        <w:rPr>
+          <w:b/>
+          <w:bCs/>
+        </w:rPr>
+        <w:t xml:space="preserve">Stage 0_1 — HAL: functions + names.</w:t>
+      </w:r>
+      <w:r>
+        <w:t xml:space="preserve"> HAL is used at a deliberate *minimum* — an ignition switch to get on the air quickly. At module level, 1 of ≈30 HAL driver files is compiled (~3%); at function level, 2 of the 12 public </w:t>
       </w:r>
       <w:r>
         <w:rPr>
@@ -6058,7 +7314,7 @@
         <w:t xml:space="preserve">HAL_DMA_*</w:t>
       </w:r>
       <w:r>
-        <w:t xml:space="preserve"> functions are called (~17%).</w:t>
+        <w:t xml:space="preserve"> functions are called (~17%). Still, ~600 vendor lines run for what is really ~7 register writes.</w:t>
       </w:r>
     </w:p>
     <w:p>
@@ -6071,7 +7327,7 @@
           <wp:inline distT="0" distB="0" distL="0" distR="0">
             <wp:extent cx="5724525" cy="2905125"/>
             <wp:effectExtent t="0" r="0" b="0" l="0"/>
-            <wp:docPr id="1" name="fig9" descr="Vendor API usage in Problem A, with the two counting units defined by example: 1 module = 1 vendor driver file (only stm32f1xx_hal_dma.c of 30 is compiled, ~3%); 1 function = 1 public API inside that file (only HAL_DMA_Init + HAL_DMA_Start of 12 are called, ~17%); green = used, gray = stripped by the linker" title="Figure 9"/>
+            <wp:docPr id="1" name="fig9" descr="Vendor API usage in Problem A at stage 0_1, with the two counting units defined by example: 1 module = 1 vendor driver file (only stm32f1xx_hal_dma.c of 30 is compiled, ~3%); 1 function = 1 public API inside that file (only HAL_DMA_Init + HAL_DMA_Start of 12 are called, ~17%); green = used, gray = stripped by the linker" title="Figure 9"/>
             <wp:cNvGraphicFramePr>
               <a:graphicFrameLocks xmlns:a="http://schemas.openxmlformats.org/drawingml/2006/main" noChangeAspect="1"/>
             </wp:cNvGraphicFramePr>
@@ -6136,7 +7392,231 @@
           <w:sz w:val="18"/>
           <w:szCs w:val="18"/>
         </w:rPr>
-        <w:t xml:space="preserve">. Vendor API usage in Problem A, with the two counting units defined by example: 1 module = 1 vendor driver file (only stm32f1xx_hal_dma.c of 30 is compiled, ~3%); 1 function = 1 public API inside that file (only HAL_DMA_Init + HAL_DMA_Start of 12 are called, ~17%); green = used, gray = stripped by the linker</w:t>
+        <w:t xml:space="preserve">. Vendor API usage in Problem A at stage 0_1, with the two counting units defined by example: 1 module = 1 vendor driver file (only stm32f1xx_hal_dma.c of 30 is compiled, ~3%); 1 function = 1 public API inside that file (only HAL_DMA_Init + HAL_DMA_Start of 12 are called, ~17%); green = used, gray = stripped by the linker</w:t>
+      </w:r>
+    </w:p>
+    <w:p>
+      <w:pPr>
+        <w:spacing w:after="120" w:line="276" w:lineRule="auto"/>
+        <w:jc w:val="both"/>
+      </w:pPr>
+      <w:r>
+        <w:rPr>
+          <w:b/>
+          <w:bCs/>
+        </w:rPr>
+        <w:t xml:space="preserve">Stage 0_2 — CMSIS: names only.</w:t>
+      </w:r>
+      <w:r>
+        <w:t xml:space="preserve"> Vendor functions drop to </w:t>
+      </w:r>
+      <w:r>
+        <w:rPr>
+          <w:b/>
+          <w:bCs/>
+        </w:rPr>
+        <w:t xml:space="preserve">zero</w:t>
+      </w:r>
+      <w:r>
+        <w:t xml:space="preserve"> — the ~7 writes are hand-written. Ten vendor names remain, all from the device header </w:t>
+      </w:r>
+      <w:r>
+        <w:rPr>
+          <w:rFonts w:ascii="Consolas" w:cs="Consolas" w:eastAsia="Consolas" w:hAnsi="Consolas"/>
+          <w:sz w:val="20"/>
+          <w:szCs w:val="20"/>
+        </w:rPr>
+        <w:t xml:space="preserve">stm32f103xb.h</w:t>
+      </w:r>
+      <w:r>
+        <w:t xml:space="preserve"> (</w:t>
+      </w:r>
+      <w:r>
+        <w:rPr>
+          <w:rFonts w:ascii="Consolas" w:cs="Consolas" w:eastAsia="Consolas" w:hAnsi="Consolas"/>
+          <w:sz w:val="20"/>
+          <w:szCs w:val="20"/>
+        </w:rPr>
+        <w:t xml:space="preserve">DMA1_Channel1</w:t>
+      </w:r>
+      <w:r>
+        <w:t xml:space="preserve">, </w:t>
+      </w:r>
+      <w:r>
+        <w:rPr>
+          <w:rFonts w:ascii="Consolas" w:cs="Consolas" w:eastAsia="Consolas" w:hAnsi="Consolas"/>
+          <w:sz w:val="20"/>
+          <w:szCs w:val="20"/>
+        </w:rPr>
+        <w:t xml:space="preserve">RCC_AHBENR_DMA1EN</w:t>
+      </w:r>
+      <w:r>
+        <w:t xml:space="preserve">, the six </w:t>
+      </w:r>
+      <w:r>
+        <w:rPr>
+          <w:rFonts w:ascii="Consolas" w:cs="Consolas" w:eastAsia="Consolas" w:hAnsi="Consolas"/>
+          <w:sz w:val="20"/>
+          <w:szCs w:val="20"/>
+        </w:rPr>
+        <w:t xml:space="preserve">DMA_CCR_*</w:t>
+      </w:r>
+      <w:r>
+        <w:t xml:space="preserve"> masks, </w:t>
+      </w:r>
+      <w:r>
+        <w:rPr>
+          <w:rFonts w:ascii="Consolas" w:cs="Consolas" w:eastAsia="Consolas" w:hAnsi="Consolas"/>
+          <w:sz w:val="20"/>
+          <w:szCs w:val="20"/>
+        </w:rPr>
+        <w:t xml:space="preserve">DMA_Channel_TypeDef</w:t>
+      </w:r>
+      <w:r>
+        <w:t xml:space="preserve">,</w:t>
+      </w:r>
+    </w:p>
+    <w:p>
+      <w:pPr>
+        <w:spacing w:after="120" w:line="276" w:lineRule="auto"/>
+        <w:jc w:val="both"/>
+      </w:pPr>
+      <w:r>
+        <w:rPr>
+          <w:rFonts w:ascii="Consolas" w:cs="Consolas" w:eastAsia="Consolas" w:hAnsi="Consolas"/>
+          <w:sz w:val="20"/>
+          <w:szCs w:val="20"/>
+        </w:rPr>
+        <w:t xml:space="preserve">RCC</w:t>
+      </w:r>
+      <w:r>
+        <w:t xml:space="preserve">) — vocabulary with zero behavior behind it.</w:t>
+      </w:r>
+    </w:p>
+    <w:p>
+      <w:pPr>
+        <w:spacing w:after="120" w:line="276" w:lineRule="auto"/>
+        <w:jc w:val="both"/>
+      </w:pPr>
+      <w:r>
+        <w:rPr>
+          <w:b/>
+          <w:bCs/>
+        </w:rPr>
+        <w:t xml:space="preserve">Stage 0_3 — raw DSL: nothing vendor.</w:t>
+      </w:r>
+      <w:r>
+        <w:t xml:space="preserve"> The names come from the hand-written </w:t>
+      </w:r>
+      <w:r>
+        <w:rPr>
+          <w:rFonts w:ascii="Consolas" w:cs="Consolas" w:eastAsia="Consolas" w:hAnsi="Consolas"/>
+          <w:sz w:val="20"/>
+          <w:szCs w:val="20"/>
+        </w:rPr>
+        <w:t xml:space="preserve">dma.h</w:t>
+      </w:r>
+      <w:r>
+        <w:t xml:space="preserve"> (RM0008 chapter 13), the behavior from the same 7 writes. Vendor footprint: </w:t>
+      </w:r>
+      <w:r>
+        <w:rPr>
+          <w:b/>
+          <w:bCs/>
+        </w:rPr>
+        <w:t xml:space="preserve">0 modules, 0 functions, 0 names</w:t>
+      </w:r>
+      <w:r>
+        <w:t xml:space="preserve"> — while the board fingerprint stays bit-identical (</w:t>
+      </w:r>
+      <w:r>
+        <w:rPr>
+          <w:rFonts w:ascii="Consolas" w:cs="Consolas" w:eastAsia="Consolas" w:hAnsi="Consolas"/>
+          <w:sz w:val="20"/>
+          <w:szCs w:val="20"/>
+        </w:rPr>
+        <w:t xml:space="preserve">CCR1 = 0x00004AC1</w:t>
+      </w:r>
+      <w:r>
+        <w:t xml:space="preserve"> at all three stages).</w:t>
+      </w:r>
+    </w:p>
+    <w:p>
+      <w:pPr>
+        <w:spacing w:after="60" w:before="160"/>
+        <w:jc w:val="center"/>
+      </w:pPr>
+      <w:r>
+        <w:drawing>
+          <wp:inline distT="0" distB="0" distL="0" distR="0">
+            <wp:extent cx="5724525" cy="3162300"/>
+            <wp:effectExtent t="0" r="0" b="0" l="0"/>
+            <wp:docPr id="1" name="fig10" descr="Vendor-API footprint of Problem A across the three stages: the vendor's FUNCTIONS row is stripped at 0_2 (traced into 7 hand-written writes) and its NAMES row at 0_3 (own dma.h map); orange = vendor material still in the build, green check = replaced by a hand-written equivalent — the fingerprint stays 0x4AC1 throughout" title="Figure 10"/>
+            <wp:cNvGraphicFramePr>
+              <a:graphicFrameLocks xmlns:a="http://schemas.openxmlformats.org/drawingml/2006/main" noChangeAspect="1"/>
+            </wp:cNvGraphicFramePr>
+            <a:graphic xmlns:a="http://schemas.openxmlformats.org/drawingml/2006/main">
+              <a:graphicData uri="http://schemas.openxmlformats.org/drawingml/2006/picture">
+                <pic:pic xmlns:pic="http://schemas.openxmlformats.org/drawingml/2006/picture">
+                  <pic:nvPicPr>
+                    <pic:cNvPr id="0" name="" descr=""/>
+                    <pic:cNvPicPr>
+                      <a:picLocks noChangeAspect="1" noChangeArrowheads="1"/>
+                    </pic:cNvPicPr>
+                  </pic:nvPicPr>
+                  <pic:blipFill>
+                    <a:blip r:embed="rId18" cstate="none"/>
+                    <a:srcRect/>
+                    <a:stretch>
+                      <a:fillRect/>
+                    </a:stretch>
+                  </pic:blipFill>
+                  <pic:spPr bwMode="auto">
+                    <a:xfrm>
+                      <a:off x="0" y="0"/>
+                      <a:ext cx="5724525" cy="3162300"/>
+                    </a:xfrm>
+                    <a:prstGeom prst="rect">
+                      <a:avLst/>
+                    </a:prstGeom>
+                  </pic:spPr>
+                </pic:pic>
+              </a:graphicData>
+            </a:graphic>
+          </wp:inline>
+        </w:drawing>
+      </w:r>
+    </w:p>
+    <w:p>
+      <w:pPr>
+        <w:keepLines/>
+        <w:spacing w:after="200"/>
+        <w:jc w:val="center"/>
+      </w:pPr>
+      <w:r>
+        <w:rPr>
+          <w:i/>
+          <w:iCs/>
+          <w:color w:val="595959"/>
+          <w:sz w:val="18"/>
+          <w:szCs w:val="18"/>
+        </w:rPr>
+        <w:t xml:space="preserve">Figure </w:t>
+      </w:r>
+      <w:fldSimple w:instr="SEQ Figure \* ARABIC">
+        <w:r>
+          <w:t xml:space="preserve">10</w:t>
+        </w:r>
+      </w:fldSimple>
+      <w:r>
+        <w:rPr>
+          <w:i/>
+          <w:iCs/>
+          <w:color w:val="595959"/>
+          <w:sz w:val="18"/>
+          <w:szCs w:val="18"/>
+        </w:rPr>
+        <w:t xml:space="preserve">. Vendor-API footprint of Problem A across the three stages: the vendor's FUNCTIONS row is stripped at 0_2 (traced into 7 hand-written writes) and its NAMES row at 0_3 (own dma.h map); orange = vendor material still in the build, green check = replaced by a hand-written equivalent — the fingerprint stays 0x4AC1 throughout</w:t>
       </w:r>
     </w:p>
     <w:p>
@@ -6413,6 +7893,104 @@
       </w:r>
       <w:r>
         <w:t xml:space="preserve"> flags.</w:t>
+      </w:r>
+    </w:p>
+    <w:p>
+      <w:pPr>
+        <w:pStyle w:val="ListParagraph"/>
+        <w:numPr>
+          <w:ilvl w:val="0"/>
+          <w:numId w:val="2"/>
+        </w:numPr>
+        <w:spacing w:after="60" w:line="276" w:lineRule="auto"/>
+        <w:jc w:val="both"/>
+      </w:pPr>
+      <w:r>
+        <w:rPr>
+          <w:b/>
+          <w:bCs/>
+        </w:rPr>
+        <w:t xml:space="preserve">The build profile does not choose the stage — the source labels do.</w:t>
+      </w:r>
+      <w:r>
+        <w:t xml:space="preserve"> With</w:t>
+      </w:r>
+    </w:p>
+    <w:p>
+      <w:pPr>
+        <w:spacing w:after="120" w:line="276" w:lineRule="auto"/>
+        <w:jc w:val="both"/>
+      </w:pPr>
+      <w:r>
+        <w:rPr>
+          <w:rFonts w:ascii="Consolas" w:cs="Consolas" w:eastAsia="Consolas" w:hAnsi="Consolas"/>
+          <w:sz w:val="20"/>
+          <w:szCs w:val="20"/>
+        </w:rPr>
+        <w:t xml:space="preserve">STAGE_0_2</w:t>
+      </w:r>
+      <w:r>
+        <w:t xml:space="preserve"> active, even the HAL profile builds the CMSIS code (its HAL modules compile but are dead-stripped: nothing calls them). Both profiles then produce the same binary — an accidental but perfect control experiment.</w:t>
+      </w:r>
+    </w:p>
+    <w:p>
+      <w:pPr>
+        <w:pStyle w:val="ListParagraph"/>
+        <w:numPr>
+          <w:ilvl w:val="0"/>
+          <w:numId w:val="2"/>
+        </w:numPr>
+        <w:spacing w:after="60" w:line="276" w:lineRule="auto"/>
+        <w:jc w:val="both"/>
+      </w:pPr>
+      <w:r>
+        <w:rPr>
+          <w:b/>
+          <w:bCs/>
+        </w:rPr>
+        <w:t xml:space="preserve">Compile-time checks beat board time.</w:t>
+      </w:r>
+      <w:r>
+        <w:t xml:space="preserve"> The </w:t>
+      </w:r>
+      <w:r>
+        <w:rPr>
+          <w:rFonts w:ascii="Consolas" w:cs="Consolas" w:eastAsia="Consolas" w:hAnsi="Consolas"/>
+          <w:sz w:val="20"/>
+          <w:szCs w:val="20"/>
+        </w:rPr>
+        <w:t xml:space="preserve">dma.h</w:t>
+      </w:r>
+      <w:r>
+        <w:t xml:space="preserve"> layout (20-byte channel stride,</w:t>
+      </w:r>
+    </w:p>
+    <w:p>
+      <w:pPr>
+        <w:spacing w:after="120" w:line="276" w:lineRule="auto"/>
+        <w:jc w:val="both"/>
+      </w:pPr>
+      <w:r>
+        <w:rPr>
+          <w:rFonts w:ascii="Consolas" w:cs="Consolas" w:eastAsia="Consolas" w:hAnsi="Consolas"/>
+          <w:sz w:val="20"/>
+          <w:szCs w:val="20"/>
+        </w:rPr>
+        <w:t xml:space="preserve">CH[4].CCR</w:t>
+      </w:r>
+      <w:r>
+        <w:t xml:space="preserve"> at 0x58) was proven with host-side </w:t>
+      </w:r>
+      <w:r>
+        <w:rPr>
+          <w:rFonts w:ascii="Consolas" w:cs="Consolas" w:eastAsia="Consolas" w:hAnsi="Consolas"/>
+          <w:sz w:val="20"/>
+          <w:szCs w:val="20"/>
+        </w:rPr>
+        <w:t xml:space="preserve">_Static_assert</w:t>
+      </w:r>
+      <w:r>
+        <w:t xml:space="preserve">s before flashing — a wrong map would have *built* fine and failed only on hardware.</w:t>
       </w:r>
     </w:p>
     <w:p>
@@ -6782,7 +8360,7 @@
         <w:sz w:val="16"/>
         <w:szCs w:val="16"/>
       </w:rPr>
-      <w:t xml:space="preserve">Session 12 — Problem A: DMA mem-to-mem (HAL, rung 0_1)</w:t>
+      <w:t xml:space="preserve">Session 12 — Problem A: DMA Memory-to-Memory on STM32F103</w:t>
     </w:r>
   </w:p>
 </w:hdr>
